--- a/skills/propuesta-honorarios/assets/plantilla-membrete.docx
+++ b/skills/propuesta-honorarios/assets/plantilla-membrete.docx
@@ -57,7 +57,7 @@
                 <wp:posOffset>-914400</wp:posOffset>
               </wp:positionH>
               <wp:positionV relativeFrom="paragraph">
-                <wp:posOffset>175393</wp:posOffset>
+                <wp:posOffset>-319907</wp:posOffset>
               </wp:positionV>
               <wp:extent cx="8038465" cy="1807217"/>
               <wp:effectExtent l="0" t="0" r="13335" b="8890"/>
@@ -116,7 +116,7 @@
         </mc:Choice>
         <mc:Fallback>
           <w:pict>
-            <v:rect w14:anchorId="568D8EB4" id="Rectangle 2" o:spid="_x0000_s1026" style="position:absolute;margin-left:-1in;margin-top:13.8pt;width:632.95pt;height:142.3pt;z-index:251659264;visibility:visible;mso-wrap-style:square;mso-width-percent:0;mso-height-percent:0;mso-wrap-distance-left:9pt;mso-wrap-distance-top:0;mso-wrap-distance-right:9pt;mso-wrap-distance-bottom:0;mso-position-horizontal:absolute;mso-position-horizontal-relative:text;mso-position-vertical:absolute;mso-position-vertical-relative:text;mso-width-percent:0;mso-height-percent:0;mso-width-relative:margin;mso-height-relative:margin;v-text-anchor:middle" o:gfxdata="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" fillcolor="#1a2730" strokecolor="#09101d [484]" strokeweight="1pt"/>
+            <v:rect w14:anchorId="568D8EB4" id="Rectangle 2" o:spid="_x0000_s1026" style="position:absolute;margin-left:-1in;margin-top:-25.2pt;width:632.95pt;height:142.3pt;z-index:251659264;visibility:visible;mso-wrap-style:square;mso-width-percent:0;mso-height-percent:0;mso-wrap-distance-left:9pt;mso-wrap-distance-top:0;mso-wrap-distance-right:9pt;mso-wrap-distance-bottom:0;mso-position-horizontal:absolute;mso-position-horizontal-relative:text;mso-position-vertical:absolute;mso-position-vertical-relative:text;mso-width-percent:0;mso-height-percent:0;mso-width-relative:margin;mso-height-relative:margin;v-text-anchor:middle" o:gfxdata="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" fillcolor="#1a2730" strokecolor="#09101d [484]" strokeweight="1pt"/>
           </w:pict>
         </mc:Fallback>
       </mc:AlternateContent>
@@ -531,67 +531,6 @@
           </w:pict>
         </mc:Fallback>
       </mc:AlternateContent>
-    </w:r>
-    <w:r>
-      <w:rPr>
-        <w:noProof/>
-        <w14:ligatures w14:val="standardContextual"/>
-      </w:rPr>
-      <w:drawing>
-        <wp:anchor distT="0" distB="0" distL="114300" distR="114300" simplePos="0" relativeHeight="251660288" behindDoc="0" locked="0" layoutInCell="1" allowOverlap="1" wp14:anchorId="37C3707A">
-          <wp:simplePos x="0" y="0"/>
-          <wp:positionH relativeFrom="column">
-            <wp:posOffset>2632075</wp:posOffset>
-          </wp:positionH>
-          <wp:positionV relativeFrom="paragraph">
-            <wp:posOffset>140670</wp:posOffset>
-          </wp:positionV>
-          <wp:extent cx="673100" cy="673100"/>
-          <wp:effectExtent l="0" t="0" r="0" b="0"/>
-          <wp:wrapNone/>
-          <wp:docPr id="711705827" name="Picture 1"/>
-          <wp:cNvGraphicFramePr>
-            <a:graphicFrameLocks xmlns:a="http://schemas.openxmlformats.org/drawingml/2006/main" noChangeAspect="1"/>
-          </wp:cNvGraphicFramePr>
-          <a:graphic xmlns:a="http://schemas.openxmlformats.org/drawingml/2006/main">
-            <a:graphicData uri="http://schemas.openxmlformats.org/drawingml/2006/picture">
-              <pic:pic xmlns:pic="http://schemas.openxmlformats.org/drawingml/2006/picture">
-                <pic:nvPicPr>
-                  <pic:cNvPr id="711705827" name="Picture 711705827"/>
-                  <pic:cNvPicPr/>
-                </pic:nvPicPr>
-                <pic:blipFill>
-                  <a:blip r:embed="rId1">
-                    <a:extLst>
-                      <a:ext uri="{28A0092B-C50C-407E-A947-70E740481C1C}">
-                        <a14:useLocalDpi xmlns:a14="http://schemas.microsoft.com/office/drawing/2010/main" val="0"/>
-                      </a:ext>
-                    </a:extLst>
-                  </a:blip>
-                  <a:stretch>
-                    <a:fillRect/>
-                  </a:stretch>
-                </pic:blipFill>
-                <pic:spPr>
-                  <a:xfrm>
-                    <a:off x="0" y="0"/>
-                    <a:ext cx="673100" cy="673100"/>
-                  </a:xfrm>
-                  <a:prstGeom prst="rect">
-                    <a:avLst/>
-                  </a:prstGeom>
-                </pic:spPr>
-              </pic:pic>
-            </a:graphicData>
-          </a:graphic>
-          <wp14:sizeRelH relativeFrom="page">
-            <wp14:pctWidth>0</wp14:pctWidth>
-          </wp14:sizeRelH>
-          <wp14:sizeRelV relativeFrom="page">
-            <wp14:pctHeight>0</wp14:pctHeight>
-          </wp14:sizeRelV>
-        </wp:anchor>
-      </w:drawing>
     </w:r>
   </w:p>
   <w:p>
